--- a/prospectus_structure_ AI agent.docx
+++ b/prospectus_structure_ AI agent.docx
@@ -3095,7 +3095,7 @@
           <w:rFonts w:ascii="Times New Roman" w:cs="Times New Roman" w:eastAsia="Times New Roman" w:hAnsi="Times New Roman"/>
           <w:rtl w:val="0"/>
         </w:rPr>
-        <w:t xml:space="preserve">For example, in a Hong Kong offering, it would mention that the shares will be listed on HKEX and that they will be admitted into CCASS (the Central Clearing and Settlement System) – indicating clearing and settlement arrangements.</w:t>
+        <w:t xml:space="preserve">For example, in a Hong Kong offering, it would mention that the shares will be listed on Exchange and that they will be admitted into CCASS (the Central Clearing and Settlement System) – indicating clearing and settlement arrangements.</w:t>
       </w:r>
     </w:p>
     <w:p>
